--- a/labs/lab04/report.docx
+++ b/labs/lab04/report.docx
@@ -7,7 +7,7 @@
         <w:pStyle w:val="Title"/>
       </w:pPr>
       <w:r>
-        <w:t xml:space="preserve">Отчёт по лабораторной работе №2</w:t>
+        <w:t xml:space="preserve">Отчёт по лабораторной работе №4</w:t>
       </w:r>
     </w:p>
     <w:p>
@@ -60,17 +60,7 @@
         </w:p>
       </w:sdtContent>
     </w:sdt>
-    <w:bookmarkStart w:id="9" w:name="оглавление"/>
-    <w:p>
-      <w:pPr>
-        <w:pStyle w:val="Heading1"/>
-      </w:pPr>
-      <w:r>
-        <w:t xml:space="preserve">Оглавление</w:t>
-      </w:r>
-    </w:p>
-    <w:bookmarkEnd w:id="9"/>
-    <w:bookmarkStart w:id="10" w:name="цель-работы"/>
+    <w:bookmarkStart w:id="9" w:name="цель-работы"/>
     <w:p>
       <w:pPr>
         <w:pStyle w:val="Heading1"/>
@@ -129,8 +119,8 @@
         <w:t xml:space="preserve">- Создать репозиторий с правильной структурой версионирования</w:t>
       </w:r>
     </w:p>
-    <w:bookmarkEnd w:id="10"/>
-    <w:bookmarkStart w:id="11" w:name="задание"/>
+    <w:bookmarkEnd w:id="9"/>
+    <w:bookmarkStart w:id="10" w:name="задание"/>
     <w:p>
       <w:pPr>
         <w:pStyle w:val="Heading1"/>
@@ -235,8 +225,8 @@
         <w:t xml:space="preserve">Создать релиз с версией 1.2.3</w:t>
       </w:r>
     </w:p>
-    <w:bookmarkEnd w:id="11"/>
-    <w:bookmarkStart w:id="18" w:name="теоретическое-введение"/>
+    <w:bookmarkEnd w:id="10"/>
+    <w:bookmarkStart w:id="17" w:name="теоретическое-введение"/>
     <w:p>
       <w:pPr>
         <w:pStyle w:val="Heading1"/>
@@ -245,7 +235,7 @@
         <w:t xml:space="preserve">Теоретическое введение</w:t>
       </w:r>
     </w:p>
-    <w:bookmarkStart w:id="14" w:name="git-flow"/>
+    <w:bookmarkStart w:id="13" w:name="git-flow"/>
     <w:p>
       <w:pPr>
         <w:pStyle w:val="Heading2"/>
@@ -272,7 +262,7 @@
         <w:t xml:space="preserve">— это методология управления ветками в Git, которая определяет строгую модель ветвления для проектов.</w:t>
       </w:r>
     </w:p>
-    <w:bookmarkStart w:id="12" w:name="основные-ветки-git-flow"/>
+    <w:bookmarkStart w:id="11" w:name="основные-ветки-git-flow"/>
     <w:p>
       <w:pPr>
         <w:pStyle w:val="Heading3"/>
@@ -527,8 +517,8 @@
         </w:tc>
       </w:tr>
     </w:tbl>
-    <w:bookmarkEnd w:id="12"/>
-    <w:bookmarkStart w:id="13" w:name="жизненный-цикл-веток"/>
+    <w:bookmarkEnd w:id="11"/>
+    <w:bookmarkStart w:id="12" w:name="жизненный-цикл-веток"/>
     <w:p>
       <w:pPr>
         <w:pStyle w:val="Heading3"/>
@@ -681,9 +671,9 @@
         <w:t xml:space="preserve">- Сливаются с master и develop</w:t>
       </w:r>
     </w:p>
+    <w:bookmarkEnd w:id="12"/>
     <w:bookmarkEnd w:id="13"/>
-    <w:bookmarkEnd w:id="14"/>
-    <w:bookmarkStart w:id="16" w:name="семантическое-версионирование-semver"/>
+    <w:bookmarkStart w:id="15" w:name="семантическое-версионирование-semver"/>
     <w:p>
       <w:pPr>
         <w:pStyle w:val="Heading2"/>
@@ -726,7 +716,7 @@
         <w:t xml:space="preserve">(например, 1.2.3).</w:t>
       </w:r>
     </w:p>
-    <w:bookmarkStart w:id="15" w:name="правила-увеличения-версий"/>
+    <w:bookmarkStart w:id="14" w:name="правила-увеличения-версий"/>
     <w:p>
       <w:pPr>
         <w:pStyle w:val="Heading3"/>
@@ -903,9 +893,9 @@
         </w:tc>
       </w:tr>
     </w:tbl>
+    <w:bookmarkEnd w:id="14"/>
     <w:bookmarkEnd w:id="15"/>
-    <w:bookmarkEnd w:id="16"/>
-    <w:bookmarkStart w:id="17" w:name="conventional-commits"/>
+    <w:bookmarkStart w:id="16" w:name="conventional-commits"/>
     <w:p>
       <w:pPr>
         <w:pStyle w:val="Heading2"/>
@@ -932,9 +922,9 @@
         <w:t xml:space="preserve">— это спецификация для написания сообщений коммитов.</w:t>
       </w:r>
     </w:p>
+    <w:bookmarkEnd w:id="16"/>
     <w:bookmarkEnd w:id="17"/>
-    <w:bookmarkEnd w:id="18"/>
-    <w:bookmarkStart w:id="78" w:name="выполнение-лабораторной-работы"/>
+    <w:bookmarkStart w:id="77" w:name="выполнение-лабораторной-работы"/>
     <w:p>
       <w:pPr>
         <w:pStyle w:val="Heading1"/>
@@ -943,7 +933,7 @@
         <w:t xml:space="preserve">Выполнение лабораторной работы</w:t>
       </w:r>
     </w:p>
-    <w:bookmarkStart w:id="30" w:name="X81e9e4dce077def1f8c8f0bf3f522e28c583bde"/>
+    <w:bookmarkStart w:id="29" w:name="X81e9e4dce077def1f8c8f0bf3f522e28c583bde"/>
     <w:p>
       <w:pPr>
         <w:pStyle w:val="Heading2"/>
@@ -967,18 +957,18 @@
           <wp:inline>
             <wp:extent cx="3733800" cy="2179111"/>
             <wp:effectExtent b="0" l="0" r="0" t="0"/>
-            <wp:docPr descr="" title="" id="20" name="Picture"/>
+            <wp:docPr descr="" title="" id="19" name="Picture"/>
             <a:graphic>
               <a:graphicData uri="http://schemas.openxmlformats.org/drawingml/2006/picture">
                 <pic:pic>
                   <pic:nvPicPr>
-                    <pic:cNvPr descr="image/1.png" id="21" name="Picture"/>
+                    <pic:cNvPr descr="image/1.png" id="20" name="Picture"/>
                     <pic:cNvPicPr>
                       <a:picLocks noChangeArrowheads="1" noChangeAspect="1"/>
                     </pic:cNvPicPr>
                   </pic:nvPicPr>
                   <pic:blipFill>
-                    <a:blip r:embed="rId19"/>
+                    <a:blip r:embed="rId18"/>
                     <a:stretch>
                       <a:fillRect/>
                     </a:stretch>
@@ -1029,18 +1019,18 @@
           <wp:inline>
             <wp:extent cx="3733800" cy="2179111"/>
             <wp:effectExtent b="0" l="0" r="0" t="0"/>
-            <wp:docPr descr="" title="" id="23" name="Picture"/>
+            <wp:docPr descr="" title="" id="22" name="Picture"/>
             <a:graphic>
               <a:graphicData uri="http://schemas.openxmlformats.org/drawingml/2006/picture">
                 <pic:pic>
                   <pic:nvPicPr>
-                    <pic:cNvPr descr="image/2.png" id="24" name="Picture"/>
+                    <pic:cNvPr descr="image/2.png" id="23" name="Picture"/>
                     <pic:cNvPicPr>
                       <a:picLocks noChangeArrowheads="1" noChangeAspect="1"/>
                     </pic:cNvPicPr>
                   </pic:nvPicPr>
                   <pic:blipFill>
-                    <a:blip r:embed="rId22"/>
+                    <a:blip r:embed="rId21"/>
                     <a:stretch>
                       <a:fillRect/>
                     </a:stretch>
@@ -1088,18 +1078,18 @@
           <wp:inline>
             <wp:extent cx="3733800" cy="2179111"/>
             <wp:effectExtent b="0" l="0" r="0" t="0"/>
-            <wp:docPr descr="" title="" id="26" name="Picture"/>
+            <wp:docPr descr="" title="" id="25" name="Picture"/>
             <a:graphic>
               <a:graphicData uri="http://schemas.openxmlformats.org/drawingml/2006/picture">
                 <pic:pic>
                   <pic:nvPicPr>
-                    <pic:cNvPr descr="image/3.png" id="27" name="Picture"/>
+                    <pic:cNvPr descr="image/3.png" id="26" name="Picture"/>
                     <pic:cNvPicPr>
                       <a:picLocks noChangeArrowheads="1" noChangeAspect="1"/>
                     </pic:cNvPicPr>
                   </pic:nvPicPr>
                   <pic:blipFill>
-                    <a:blip r:embed="rId25"/>
+                    <a:blip r:embed="rId24"/>
                     <a:stretch>
                       <a:fillRect/>
                     </a:stretch>
@@ -1141,18 +1131,18 @@
           <wp:inline>
             <wp:extent cx="3733800" cy="2179111"/>
             <wp:effectExtent b="0" l="0" r="0" t="0"/>
-            <wp:docPr descr="" title="" id="28" name="Picture"/>
+            <wp:docPr descr="" title="" id="27" name="Picture"/>
             <a:graphic>
               <a:graphicData uri="http://schemas.openxmlformats.org/drawingml/2006/picture">
                 <pic:pic>
                   <pic:nvPicPr>
-                    <pic:cNvPr descr="image/3.png" id="29" name="Picture"/>
+                    <pic:cNvPr descr="image/3.png" id="28" name="Picture"/>
                     <pic:cNvPicPr>
                       <a:picLocks noChangeArrowheads="1" noChangeAspect="1"/>
                     </pic:cNvPicPr>
                   </pic:nvPicPr>
                   <pic:blipFill>
-                    <a:blip r:embed="rId25"/>
+                    <a:blip r:embed="rId24"/>
                     <a:stretch>
                       <a:fillRect/>
                     </a:stretch>
@@ -1185,8 +1175,8 @@
         <w:t xml:space="preserve">на этом с установкой нужно по мы закончили</w:t>
       </w:r>
     </w:p>
-    <w:bookmarkEnd w:id="30"/>
-    <w:bookmarkStart w:id="49" w:name="шаг-2.-создание-репозитория-в-гит"/>
+    <w:bookmarkEnd w:id="29"/>
+    <w:bookmarkStart w:id="48" w:name="шаг-2.-создание-репозитория-в-гит"/>
     <w:p>
       <w:pPr>
         <w:pStyle w:val="Heading2"/>
@@ -1210,18 +1200,18 @@
           <wp:inline>
             <wp:extent cx="3733800" cy="2179111"/>
             <wp:effectExtent b="0" l="0" r="0" t="0"/>
-            <wp:docPr descr="" title="" id="32" name="Picture"/>
+            <wp:docPr descr="" title="" id="31" name="Picture"/>
             <a:graphic>
               <a:graphicData uri="http://schemas.openxmlformats.org/drawingml/2006/picture">
                 <pic:pic>
                   <pic:nvPicPr>
-                    <pic:cNvPr descr="image/4.png" id="33" name="Picture"/>
+                    <pic:cNvPr descr="image/4.png" id="32" name="Picture"/>
                     <pic:cNvPicPr>
                       <a:picLocks noChangeArrowheads="1" noChangeAspect="1"/>
                     </pic:cNvPicPr>
                   </pic:nvPicPr>
                   <pic:blipFill>
-                    <a:blip r:embed="rId31"/>
+                    <a:blip r:embed="rId30"/>
                     <a:stretch>
                       <a:fillRect/>
                     </a:stretch>
@@ -1263,18 +1253,18 @@
           <wp:inline>
             <wp:extent cx="3733800" cy="2509559"/>
             <wp:effectExtent b="0" l="0" r="0" t="0"/>
-            <wp:docPr descr="" title="" id="35" name="Picture"/>
+            <wp:docPr descr="" title="" id="34" name="Picture"/>
             <a:graphic>
               <a:graphicData uri="http://schemas.openxmlformats.org/drawingml/2006/picture">
                 <pic:pic>
                   <pic:nvPicPr>
-                    <pic:cNvPr descr="image/5.png" id="36" name="Picture"/>
+                    <pic:cNvPr descr="image/5.png" id="35" name="Picture"/>
                     <pic:cNvPicPr>
                       <a:picLocks noChangeArrowheads="1" noChangeAspect="1"/>
                     </pic:cNvPicPr>
                   </pic:nvPicPr>
                   <pic:blipFill>
-                    <a:blip r:embed="rId34"/>
+                    <a:blip r:embed="rId33"/>
                     <a:stretch>
                       <a:fillRect/>
                     </a:stretch>
@@ -1326,18 +1316,18 @@
           <wp:inline>
             <wp:extent cx="3733800" cy="2179111"/>
             <wp:effectExtent b="0" l="0" r="0" t="0"/>
-            <wp:docPr descr="" title="" id="38" name="Picture"/>
+            <wp:docPr descr="" title="" id="37" name="Picture"/>
             <a:graphic>
               <a:graphicData uri="http://schemas.openxmlformats.org/drawingml/2006/picture">
                 <pic:pic>
                   <pic:nvPicPr>
-                    <pic:cNvPr descr="image/6.png" id="39" name="Picture"/>
+                    <pic:cNvPr descr="image/6.png" id="38" name="Picture"/>
                     <pic:cNvPicPr>
                       <a:picLocks noChangeArrowheads="1" noChangeAspect="1"/>
                     </pic:cNvPicPr>
                   </pic:nvPicPr>
                   <pic:blipFill>
-                    <a:blip r:embed="rId37"/>
+                    <a:blip r:embed="rId36"/>
                     <a:stretch>
                       <a:fillRect/>
                     </a:stretch>
@@ -1377,18 +1367,18 @@
           <wp:inline>
             <wp:extent cx="3733800" cy="2179111"/>
             <wp:effectExtent b="0" l="0" r="0" t="0"/>
-            <wp:docPr descr="" title="" id="41" name="Picture"/>
+            <wp:docPr descr="" title="" id="40" name="Picture"/>
             <a:graphic>
               <a:graphicData uri="http://schemas.openxmlformats.org/drawingml/2006/picture">
                 <pic:pic>
                   <pic:nvPicPr>
-                    <pic:cNvPr descr="image/7.png" id="42" name="Picture"/>
+                    <pic:cNvPr descr="image/7.png" id="41" name="Picture"/>
                     <pic:cNvPicPr>
                       <a:picLocks noChangeArrowheads="1" noChangeAspect="1"/>
                     </pic:cNvPicPr>
                   </pic:nvPicPr>
                   <pic:blipFill>
-                    <a:blip r:embed="rId40"/>
+                    <a:blip r:embed="rId39"/>
                     <a:stretch>
                       <a:fillRect/>
                     </a:stretch>
@@ -1428,18 +1418,18 @@
           <wp:inline>
             <wp:extent cx="3733800" cy="1969831"/>
             <wp:effectExtent b="0" l="0" r="0" t="0"/>
-            <wp:docPr descr="" title="" id="44" name="Picture"/>
+            <wp:docPr descr="" title="" id="43" name="Picture"/>
             <a:graphic>
               <a:graphicData uri="http://schemas.openxmlformats.org/drawingml/2006/picture">
                 <pic:pic>
                   <pic:nvPicPr>
-                    <pic:cNvPr descr="image/8.png" id="45" name="Picture"/>
+                    <pic:cNvPr descr="image/8.png" id="44" name="Picture"/>
                     <pic:cNvPicPr>
                       <a:picLocks noChangeArrowheads="1" noChangeAspect="1"/>
                     </pic:cNvPicPr>
                   </pic:nvPicPr>
                   <pic:blipFill>
-                    <a:blip r:embed="rId43"/>
+                    <a:blip r:embed="rId42"/>
                     <a:stretch>
                       <a:fillRect/>
                     </a:stretch>
@@ -1479,18 +1469,18 @@
           <wp:inline>
             <wp:extent cx="3733800" cy="2349274"/>
             <wp:effectExtent b="0" l="0" r="0" t="0"/>
-            <wp:docPr descr="" title="" id="47" name="Picture"/>
+            <wp:docPr descr="" title="" id="46" name="Picture"/>
             <a:graphic>
               <a:graphicData uri="http://schemas.openxmlformats.org/drawingml/2006/picture">
                 <pic:pic>
                   <pic:nvPicPr>
-                    <pic:cNvPr descr="image/9.png" id="48" name="Picture"/>
+                    <pic:cNvPr descr="image/9.png" id="47" name="Picture"/>
                     <pic:cNvPicPr>
                       <a:picLocks noChangeArrowheads="1" noChangeAspect="1"/>
                     </pic:cNvPicPr>
                   </pic:nvPicPr>
                   <pic:blipFill>
-                    <a:blip r:embed="rId46"/>
+                    <a:blip r:embed="rId45"/>
                     <a:stretch>
                       <a:fillRect/>
                     </a:stretch>
@@ -1517,8 +1507,8 @@
         </w:drawing>
       </w:r>
     </w:p>
-    <w:bookmarkEnd w:id="49"/>
-    <w:bookmarkStart w:id="62" w:name="шаг-4.-инициализация-git-flow"/>
+    <w:bookmarkEnd w:id="48"/>
+    <w:bookmarkStart w:id="61" w:name="шаг-4.-инициализация-git-flow"/>
     <w:p>
       <w:pPr>
         <w:pStyle w:val="Heading2"/>
@@ -1542,18 +1532,18 @@
           <wp:inline>
             <wp:extent cx="3733800" cy="3815604"/>
             <wp:effectExtent b="0" l="0" r="0" t="0"/>
-            <wp:docPr descr="" title="" id="51" name="Picture"/>
+            <wp:docPr descr="" title="" id="50" name="Picture"/>
             <a:graphic>
               <a:graphicData uri="http://schemas.openxmlformats.org/drawingml/2006/picture">
                 <pic:pic>
                   <pic:nvPicPr>
-                    <pic:cNvPr descr="image/10.png" id="52" name="Picture"/>
+                    <pic:cNvPr descr="image/10.png" id="51" name="Picture"/>
                     <pic:cNvPicPr>
                       <a:picLocks noChangeArrowheads="1" noChangeAspect="1"/>
                     </pic:cNvPicPr>
                   </pic:nvPicPr>
                   <pic:blipFill>
-                    <a:blip r:embed="rId50"/>
+                    <a:blip r:embed="rId49"/>
                     <a:stretch>
                       <a:fillRect/>
                     </a:stretch>
@@ -1587,18 +1577,18 @@
           <wp:inline>
             <wp:extent cx="3733800" cy="3815604"/>
             <wp:effectExtent b="0" l="0" r="0" t="0"/>
-            <wp:docPr descr="" title="" id="54" name="Picture"/>
+            <wp:docPr descr="" title="" id="53" name="Picture"/>
             <a:graphic>
               <a:graphicData uri="http://schemas.openxmlformats.org/drawingml/2006/picture">
                 <pic:pic>
                   <pic:nvPicPr>
-                    <pic:cNvPr descr="image/11.png" id="55" name="Picture"/>
+                    <pic:cNvPr descr="image/11.png" id="54" name="Picture"/>
                     <pic:cNvPicPr>
                       <a:picLocks noChangeArrowheads="1" noChangeAspect="1"/>
                     </pic:cNvPicPr>
                   </pic:nvPicPr>
                   <pic:blipFill>
-                    <a:blip r:embed="rId53"/>
+                    <a:blip r:embed="rId52"/>
                     <a:stretch>
                       <a:fillRect/>
                     </a:stretch>
@@ -1638,18 +1628,18 @@
           <wp:inline>
             <wp:extent cx="3733800" cy="2313474"/>
             <wp:effectExtent b="0" l="0" r="0" t="0"/>
-            <wp:docPr descr="" title="" id="57" name="Picture"/>
+            <wp:docPr descr="" title="" id="56" name="Picture"/>
             <a:graphic>
               <a:graphicData uri="http://schemas.openxmlformats.org/drawingml/2006/picture">
                 <pic:pic>
                   <pic:nvPicPr>
-                    <pic:cNvPr descr="image/12.png" id="58" name="Picture"/>
+                    <pic:cNvPr descr="image/12.png" id="57" name="Picture"/>
                     <pic:cNvPicPr>
                       <a:picLocks noChangeArrowheads="1" noChangeAspect="1"/>
                     </pic:cNvPicPr>
                   </pic:nvPicPr>
                   <pic:blipFill>
-                    <a:blip r:embed="rId56"/>
+                    <a:blip r:embed="rId55"/>
                     <a:stretch>
                       <a:fillRect/>
                     </a:stretch>
@@ -1689,18 +1679,18 @@
           <wp:inline>
             <wp:extent cx="3733800" cy="407894"/>
             <wp:effectExtent b="0" l="0" r="0" t="0"/>
-            <wp:docPr descr="" title="" id="60" name="Picture"/>
+            <wp:docPr descr="" title="" id="59" name="Picture"/>
             <a:graphic>
               <a:graphicData uri="http://schemas.openxmlformats.org/drawingml/2006/picture">
                 <pic:pic>
                   <pic:nvPicPr>
-                    <pic:cNvPr descr="image/13.png" id="61" name="Picture"/>
+                    <pic:cNvPr descr="image/13.png" id="60" name="Picture"/>
                     <pic:cNvPicPr>
                       <a:picLocks noChangeArrowheads="1" noChangeAspect="1"/>
                     </pic:cNvPicPr>
                   </pic:nvPicPr>
                   <pic:blipFill>
-                    <a:blip r:embed="rId59"/>
+                    <a:blip r:embed="rId58"/>
                     <a:stretch>
                       <a:fillRect/>
                     </a:stretch>
@@ -1727,8 +1717,8 @@
         </w:drawing>
       </w:r>
     </w:p>
-    <w:bookmarkEnd w:id="62"/>
-    <w:bookmarkStart w:id="71" w:name="шаг-5.-создание-первого-релиза"/>
+    <w:bookmarkEnd w:id="61"/>
+    <w:bookmarkStart w:id="70" w:name="шаг-5.-создание-первого-релиза"/>
     <w:p>
       <w:pPr>
         <w:pStyle w:val="Heading2"/>
@@ -1752,18 +1742,18 @@
           <wp:inline>
             <wp:extent cx="3733800" cy="3815604"/>
             <wp:effectExtent b="0" l="0" r="0" t="0"/>
-            <wp:docPr descr="" title="" id="63" name="Picture"/>
+            <wp:docPr descr="" title="" id="62" name="Picture"/>
             <a:graphic>
               <a:graphicData uri="http://schemas.openxmlformats.org/drawingml/2006/picture">
                 <pic:pic>
                   <pic:nvPicPr>
-                    <pic:cNvPr descr="image/11.png" id="64" name="Picture"/>
+                    <pic:cNvPr descr="image/11.png" id="63" name="Picture"/>
                     <pic:cNvPicPr>
                       <a:picLocks noChangeArrowheads="1" noChangeAspect="1"/>
                     </pic:cNvPicPr>
                   </pic:nvPicPr>
                   <pic:blipFill>
-                    <a:blip r:embed="rId53"/>
+                    <a:blip r:embed="rId52"/>
                     <a:stretch>
                       <a:fillRect/>
                     </a:stretch>
@@ -1803,18 +1793,18 @@
           <wp:inline>
             <wp:extent cx="3733800" cy="3815604"/>
             <wp:effectExtent b="0" l="0" r="0" t="0"/>
-            <wp:docPr descr="" title="" id="66" name="Picture"/>
+            <wp:docPr descr="" title="" id="65" name="Picture"/>
             <a:graphic>
               <a:graphicData uri="http://schemas.openxmlformats.org/drawingml/2006/picture">
                 <pic:pic>
                   <pic:nvPicPr>
-                    <pic:cNvPr descr="image/14.png" id="67" name="Picture"/>
+                    <pic:cNvPr descr="image/14.png" id="66" name="Picture"/>
                     <pic:cNvPicPr>
                       <a:picLocks noChangeArrowheads="1" noChangeAspect="1"/>
                     </pic:cNvPicPr>
                   </pic:nvPicPr>
                   <pic:blipFill>
-                    <a:blip r:embed="rId65"/>
+                    <a:blip r:embed="rId64"/>
                     <a:stretch>
                       <a:fillRect/>
                     </a:stretch>
@@ -1848,18 +1838,18 @@
           <wp:inline>
             <wp:extent cx="3733800" cy="1967136"/>
             <wp:effectExtent b="0" l="0" r="0" t="0"/>
-            <wp:docPr descr="" title="" id="69" name="Picture"/>
+            <wp:docPr descr="" title="" id="68" name="Picture"/>
             <a:graphic>
               <a:graphicData uri="http://schemas.openxmlformats.org/drawingml/2006/picture">
                 <pic:pic>
                   <pic:nvPicPr>
-                    <pic:cNvPr descr="image/15.png" id="70" name="Picture"/>
+                    <pic:cNvPr descr="image/15.png" id="69" name="Picture"/>
                     <pic:cNvPicPr>
                       <a:picLocks noChangeArrowheads="1" noChangeAspect="1"/>
                     </pic:cNvPicPr>
                   </pic:nvPicPr>
                   <pic:blipFill>
-                    <a:blip r:embed="rId68"/>
+                    <a:blip r:embed="rId67"/>
                     <a:stretch>
                       <a:fillRect/>
                     </a:stretch>
@@ -1892,8 +1882,8 @@
         <w:t xml:space="preserve">наш релиз v1.0.0</w:t>
       </w:r>
     </w:p>
-    <w:bookmarkEnd w:id="71"/>
-    <w:bookmarkStart w:id="77" w:name="шаг-6.-создание-релиза-v1.2.3"/>
+    <w:bookmarkEnd w:id="70"/>
+    <w:bookmarkStart w:id="76" w:name="шаг-6.-создание-релиза-v1.2.3"/>
     <w:p>
       <w:pPr>
         <w:pStyle w:val="Heading2"/>
@@ -1911,18 +1901,18 @@
           <wp:inline>
             <wp:extent cx="3733800" cy="3815604"/>
             <wp:effectExtent b="0" l="0" r="0" t="0"/>
-            <wp:docPr descr="" title="" id="72" name="Picture"/>
+            <wp:docPr descr="" title="" id="71" name="Picture"/>
             <a:graphic>
               <a:graphicData uri="http://schemas.openxmlformats.org/drawingml/2006/picture">
                 <pic:pic>
                   <pic:nvPicPr>
-                    <pic:cNvPr descr="image/11.png" id="73" name="Picture"/>
+                    <pic:cNvPr descr="image/11.png" id="72" name="Picture"/>
                     <pic:cNvPicPr>
                       <a:picLocks noChangeArrowheads="1" noChangeAspect="1"/>
                     </pic:cNvPicPr>
                   </pic:nvPicPr>
                   <pic:blipFill>
-                    <a:blip r:embed="rId53"/>
+                    <a:blip r:embed="rId52"/>
                     <a:stretch>
                       <a:fillRect/>
                     </a:stretch>
@@ -1962,18 +1952,18 @@
           <wp:inline>
             <wp:extent cx="3733800" cy="3815604"/>
             <wp:effectExtent b="0" l="0" r="0" t="0"/>
-            <wp:docPr descr="" title="" id="75" name="Picture"/>
+            <wp:docPr descr="" title="" id="74" name="Picture"/>
             <a:graphic>
               <a:graphicData uri="http://schemas.openxmlformats.org/drawingml/2006/picture">
                 <pic:pic>
                   <pic:nvPicPr>
-                    <pic:cNvPr descr="image/16.png" id="76" name="Picture"/>
+                    <pic:cNvPr descr="image/16.png" id="75" name="Picture"/>
                     <pic:cNvPicPr>
                       <a:picLocks noChangeArrowheads="1" noChangeAspect="1"/>
                     </pic:cNvPicPr>
                   </pic:nvPicPr>
                   <pic:blipFill>
-                    <a:blip r:embed="rId74"/>
+                    <a:blip r:embed="rId73"/>
                     <a:stretch>
                       <a:fillRect/>
                     </a:stretch>
@@ -2000,57 +1990,57 @@
         </w:drawing>
       </w:r>
     </w:p>
+    <w:bookmarkEnd w:id="76"/>
     <w:bookmarkEnd w:id="77"/>
+    <w:bookmarkStart w:id="78" w:name="вывод"/>
+    <w:p>
+      <w:pPr>
+        <w:pStyle w:val="Heading1"/>
+      </w:pPr>
+      <w:r>
+        <w:t xml:space="preserve">Вывод</w:t>
+      </w:r>
+    </w:p>
+    <w:p>
+      <w:pPr>
+        <w:pStyle w:val="FirstParagraph"/>
+      </w:pPr>
+      <w:r>
+        <w:t xml:space="preserve">В хожде выполнения лабораторной работы были достигнуты следующие цели:</w:t>
+      </w:r>
+      <w:r>
+        <w:t xml:space="preserve"> </w:t>
+      </w:r>
+      <w:r>
+        <w:t xml:space="preserve">1) Изучение метода Git Flow</w:t>
+      </w:r>
+      <w:r>
+        <w:t xml:space="preserve"> </w:t>
+      </w:r>
+      <w:r>
+        <w:t xml:space="preserve">2) Освоение семантическое версионирование</w:t>
+      </w:r>
+      <w:r>
+        <w:t xml:space="preserve"> </w:t>
+      </w:r>
+      <w:r>
+        <w:t xml:space="preserve">3) Внедрение Conventional Commits</w:t>
+      </w:r>
+      <w:r>
+        <w:t xml:space="preserve"> </w:t>
+      </w:r>
+      <w:r>
+        <w:t xml:space="preserve">4) Настроены инструменты</w:t>
+      </w:r>
+      <w:r>
+        <w:t xml:space="preserve"> </w:t>
+      </w:r>
+      <w:r>
+        <w:t xml:space="preserve">5) Настроены репозитории</w:t>
+      </w:r>
+    </w:p>
     <w:bookmarkEnd w:id="78"/>
-    <w:bookmarkStart w:id="79" w:name="вывод"/>
-    <w:p>
-      <w:pPr>
-        <w:pStyle w:val="Heading1"/>
-      </w:pPr>
-      <w:r>
-        <w:t xml:space="preserve">Вывод</w:t>
-      </w:r>
-    </w:p>
-    <w:p>
-      <w:pPr>
-        <w:pStyle w:val="FirstParagraph"/>
-      </w:pPr>
-      <w:r>
-        <w:t xml:space="preserve">В хожде выполнения лабораторной работы были достигнуты следующие цели:</w:t>
-      </w:r>
-      <w:r>
-        <w:t xml:space="preserve"> </w:t>
-      </w:r>
-      <w:r>
-        <w:t xml:space="preserve">1) Изучение метода Git Flow</w:t>
-      </w:r>
-      <w:r>
-        <w:t xml:space="preserve"> </w:t>
-      </w:r>
-      <w:r>
-        <w:t xml:space="preserve">2) Освоение семантическое версионирование</w:t>
-      </w:r>
-      <w:r>
-        <w:t xml:space="preserve"> </w:t>
-      </w:r>
-      <w:r>
-        <w:t xml:space="preserve">3) Внедрение Conventional Commits</w:t>
-      </w:r>
-      <w:r>
-        <w:t xml:space="preserve"> </w:t>
-      </w:r>
-      <w:r>
-        <w:t xml:space="preserve">4) Настроены инструменты</w:t>
-      </w:r>
-      <w:r>
-        <w:t xml:space="preserve"> </w:t>
-      </w:r>
-      <w:r>
-        <w:t xml:space="preserve">5) Настроены репозитории</w:t>
-      </w:r>
-    </w:p>
-    <w:bookmarkEnd w:id="79"/>
-    <w:bookmarkStart w:id="80" w:name="список-литературы"/>
+    <w:bookmarkStart w:id="79" w:name="список-литературы"/>
     <w:p>
       <w:pPr>
         <w:pStyle w:val="Heading1"/>
@@ -2155,7 +2145,7 @@
         <w:t xml:space="preserve">ГОСТ 7.32-2001. Отчёт о научно-исследовательской работе. Структура и правила оформления.</w:t>
       </w:r>
     </w:p>
-    <w:bookmarkEnd w:id="80"/>
+    <w:bookmarkEnd w:id="79"/>
     <w:sectPr>
       <w:footnotePr>
         <w:numRestart w:val="eachSect"/>

--- a/labs/lab04/report.docx
+++ b/labs/lab04/report.docx
@@ -15,7 +15,7 @@
         <w:pStyle w:val="Subtitle"/>
       </w:pPr>
       <w:r>
-        <w:t xml:space="preserve">Первоначальная настройка Git</w:t>
+        <w:t xml:space="preserve">Git Flow и семантическое версионирование</w:t>
       </w:r>
     </w:p>
     <w:p>
